--- a/hazard-zone-calculator/docs/pdf/waiver-template.docx
+++ b/hazard-zone-calculator/docs/pdf/waiver-template.docx
@@ -7,7 +7,7 @@
         <w:pStyle w:val="Title"/>
       </w:pPr>
       <w:r>
-        <w:t xml:space="preserve">FAA §101.25 Hazard Zone Analysis — Launch Waiver Application</w:t>
+        <w:t xml:space="preserve">FAA §101.25 Hazard Zone Analysis — Waiver Application</w:t>
       </w:r>
     </w:p>
     <w:p>

--- a/hazard-zone-calculator/docs/pdf/waiver-template.docx
+++ b/hazard-zone-calculator/docs/pdf/waiver-template.docx
@@ -58,7 +58,7 @@
         <w:t xml:space="preserve"> </w:t>
       </w:r>
       <w:r>
-        <w:t xml:space="preserve">FAA Hobby Rocket Hazard Zone Calculator</w:t>
+        <w:t xml:space="preserve">FAA Rocket Hazard Zone Calculator</w:t>
       </w:r>
       <w:r>
         <w:br/>
@@ -78,7 +78,7 @@
           <w:i/>
           <w:iCs/>
         </w:rPr>
-        <w:t xml:space="preserve">FAA Hobby Rocket Hazard Zone Calculator — Methodology</w:t>
+        <w:t xml:space="preserve">FAA Rocket Hazard Zone Calculator — Methodology</w:t>
       </w:r>
       <w:r>
         <w:t xml:space="preserve"> </w:t>
@@ -710,7 +710,7 @@
           <w:b/>
           <w:bCs/>
         </w:rPr>
-        <w:t xml:space="preserve">FAA Hobby Rocket Hazard Zone Calculator</w:t>
+        <w:t xml:space="preserve">FAA Rocket Hazard Zone Calculator</w:t>
       </w:r>
       <w:r>
         <w:t xml:space="preserve">, a web-based 3-DOF point-mass trajectory simulation tool developed by the Advanced Propulsion Association. The tool’s methodology is documented in the accompanying methodology document.</w:t>
